--- a/examples/applicant/templates/cover-letter/template.docx
+++ b/examples/applicant/templates/cover-letter/template.docx
@@ -17,14 +17,48 @@
     </w:p>
     <w:p>
       <w:pPr>
-        <w:spacing w:after="320"/>
+        <w:spacing w:after="100"/>
         <w:jc w:val="center"/>
       </w:pPr>
       <w:r>
         <w:rPr>
-          <w:sz w:val="20"/>
+          <w:sz w:val="21"/>
         </w:rPr>
         <w:t xml:space="preserve">{{ contact_details }}</w:t>
+      </w:r>
+    </w:p>
+    <w:p>
+      <w:r>
+        <w:t xml:space="preserve">{%p if role_line %}</w:t>
+      </w:r>
+    </w:p>
+    <w:p>
+      <w:pPr>
+        <w:spacing w:after="440"/>
+        <w:jc w:val="center"/>
+      </w:pPr>
+      <w:r>
+        <w:rPr>
+          <w:b/>
+          <w:sz w:val="22"/>
+        </w:rPr>
+        <w:t xml:space="preserve">{{ role_line }}</w:t>
+      </w:r>
+    </w:p>
+    <w:p>
+      <w:r>
+        <w:t xml:space="preserve">{%p endif %}</w:t>
+      </w:r>
+    </w:p>
+    <w:p>
+      <w:pPr>
+        <w:spacing w:after="240"/>
+      </w:pPr>
+      <w:r>
+        <w:rPr>
+          <w:sz w:val="22"/>
+        </w:rPr>
+        <w:t xml:space="preserve">{{ date_line }}</w:t>
       </w:r>
     </w:p>
     <w:p>
@@ -39,7 +73,7 @@
     </w:p>
     <w:p>
       <w:pPr>
-        <w:spacing w:after="160"/>
+        <w:spacing w:after="180"/>
       </w:pPr>
       <w:r>
         <w:rPr>
@@ -60,7 +94,7 @@
     </w:p>
     <w:p>
       <w:pPr>
-        <w:spacing w:before="40" w:after="280"/>
+        <w:spacing w:before="140" w:after="320"/>
       </w:pPr>
       <w:r>
         <w:rPr>
@@ -451,12 +485,12 @@
     <w:qFormat/>
     <w:rsid w:val="00FC693F"/>
     <w:pPr>
-      <w:spacing w:before="0" w:after="0" w:line="240" w:lineRule="auto"/>
+      <w:spacing w:before="0" w:after="0" w:line="252" w:lineRule="auto"/>
     </w:pPr>
     <w:rPr>
       <w:rFonts w:ascii="Calibri" w:hAnsi="Calibri" w:eastAsia="Calibri"/>
       <w:color w:val="1F1F1F"/>
-      <w:sz w:val="21"/>
+      <w:sz w:val="22"/>
     </w:rPr>
   </w:style>
   <w:style w:type="paragraph" w:styleId="Header">
@@ -987,6 +1021,11 @@
       </w:numPr>
       <w:contextualSpacing/>
     </w:pPr>
+    <w:rPr>
+      <w:rFonts w:ascii="Calibri" w:hAnsi="Calibri"/>
+      <w:color w:val="1F1F1F"/>
+      <w:sz w:val="22"/>
+    </w:rPr>
   </w:style>
   <w:style w:type="paragraph" w:styleId="ListBullet2">
     <w:name w:val="List Bullet 2"/>
